--- a/docs/feature/agency-workspace/3-4-4-view-agency-profile/spec.docx
+++ b/docs/feature/agency-workspace/3-4-4-view-agency-profile/spec.docx
@@ -8,7 +8,7 @@
           <w:b/>
           <w:sz w:val="26"/>
         </w:rPr>
-        <w:t>FR 3.4.4 View Agency Profile</w:t>
+        <w:t>3.4.4 View Agency Profile</w:t>
       </w:r>
     </w:p>
     <w:p>
@@ -22,7 +22,7 @@
     </w:p>
     <w:p>
       <w:r>
-        <w:t>User/Client navigates to the Agency Profile page.</w:t>
+        <w:t>A signed-in user opens the profile of an Agency they belong to — either as its Owner or as one of its Members. The profile is also shown straight after selecting an Agency from the Agency list (3.4.1).</w:t>
       </w:r>
     </w:p>
     <w:p>
@@ -48,7 +48,7 @@
         <w:t xml:space="preserve">Actors / Roles: </w:t>
       </w:r>
       <w:r>
-        <w:t>Agency OWNER or any AgencyMember — Bearer token required, endpoint is NOT public.</w:t>
+        <w:t>Agency Owner or Agency Member (any member role).</w:t>
       </w:r>
     </w:p>
     <w:p>
@@ -65,7 +65,7 @@
         <w:t xml:space="preserve">Purpose: </w:t>
       </w:r>
       <w:r>
-        <w:t>Display the Agency profile so an Owner/Member can review the agency's company and branding information.</w:t>
+        <w:t>Show the branding and company information of an Agency to the people who work in it, so they know which company they represent.</w:t>
       </w:r>
     </w:p>
     <w:p>
@@ -82,7 +82,7 @@
         <w:t xml:space="preserve">Interface: </w:t>
       </w:r>
       <w:r>
-        <w:t>Page /agencies/:agencyId/profile (FE-only route) — calls the same GET Agency endpoint used for viewing Agency details after List.</w:t>
+        <w:t>Agency Profile page (`/agencies/:agencyId/profile`) — the branding section of the Agency with name, logo, description, category, company size, contact details, brand colour, logo icon, tagline, founded year and the social links. There is no separate profile data source; the page reads the same Agency profile used elsewhere.</w:t>
       </w:r>
     </w:p>
     <w:p>
@@ -99,7 +99,7 @@
         <w:t xml:space="preserve">Data Processing: </w:t>
       </w:r>
       <w:r>
-        <w:t>GET /api/v1/agencies/{agencyId}. AgencyController.getAgency now takes @AuthenticationPrincipal AuthenticatedUser. AgencyServiceImpl.getAgency(agencyId, currentUser) allows the call only when currentUser is the Agency OWNER (agency.ownerId) or has an AgencyMember row (agencyMemberRepository.findByAgencyIdAndUserId); otherwise it throws 400 NOT_AGENCY_MEMBER.</w:t>
+        <w:t>The system loads the Agency by its identifier and then checks the caller: the caller must be the Owner of that Agency or hold an Agency Member record in it. When the caller is neither, the request is refused. The system then returns the branding and company information of the Agency.</w:t>
       </w:r>
     </w:p>
     <w:p>
@@ -113,7 +113,7 @@
     </w:p>
     <w:p>
       <w:r>
-        <w:t>Figure: Agency profile page — logo, name, tagline, description, category, company size, website/phone/location, social links, founded year (used to display years in operation).</w:t>
+        <w:t>Figure — Agency Profile page:</w:t>
       </w:r>
     </w:p>
     <w:p>
@@ -124,7 +124,7 @@
         <w:t xml:space="preserve">-  </w:t>
       </w:r>
       <w:r>
-        <w:t>Distinct from Agency Dashboard (FR 3.4.2): Dashboard is management metrics, Profile is the agency branding/intro page. Both require the caller to belong to the Agency.</w:t>
+        <w:t>Header with name, logo, tagline and brand colour.</w:t>
       </w:r>
     </w:p>
     <w:p>
@@ -135,7 +135,29 @@
         <w:t xml:space="preserve">-  </w:t>
       </w:r>
       <w:r>
-        <w:t>No dedicated GET /profile route exists — FE reuses GET /api/v1/agencies/{agencyId} for both this FR and the 'view details' action from List (FR 3.4.1). The endpoint now requires a Bearer token.</w:t>
+        <w:t>Company information: description, category, company size, website, phone, location, founded year (rendered as years in business, counted from the current year).</w:t>
+      </w:r>
+    </w:p>
+    <w:p>
+      <w:pPr>
+        <w:ind w:left="360"/>
+      </w:pPr>
+      <w:r>
+        <w:t xml:space="preserve">-  </w:t>
+      </w:r>
+      <w:r>
+        <w:t>Social links: Facebook, LinkedIn, Instagram.</w:t>
+      </w:r>
+    </w:p>
+    <w:p>
+      <w:pPr>
+        <w:ind w:left="360"/>
+      </w:pPr>
+      <w:r>
+        <w:t xml:space="preserve">-  </w:t>
+      </w:r>
+      <w:r>
+        <w:t>No Workspace list and no Member list are shown here — this screen carries company information only.</w:t>
       </w:r>
     </w:p>
     <w:p>
@@ -160,7 +182,18 @@
         <w:t xml:space="preserve">Input required: </w:t>
       </w:r>
       <w:r>
-        <w:t>agencyId (path param, UUID).</w:t>
+        <w:t>The Agency identifier (`agencyId`) and a signed-in session.</w:t>
+      </w:r>
+    </w:p>
+    <w:p>
+      <w:r>
+        <w:rPr>
+          <w:b/>
+        </w:rPr>
+        <w:t xml:space="preserve">Input optional: </w:t>
+      </w:r>
+      <w:r>
+        <w:t>None.</w:t>
       </w:r>
     </w:p>
     <w:p>
@@ -171,7 +204,7 @@
         <w:t xml:space="preserve">System data: </w:t>
       </w:r>
       <w:r>
-        <w:t>AgencyResponse: id (UUID), name, ownerId (UUID), logoUrl, description, category (enum AgencyCategory: MARKETING, FNB, FASHION, BEAUTY, TECHNOLOGY, REAL_ESTATE, EDUCATION, HEALTHCARE, RETAIL, FINANCE, ENTERTAINMENT, OTHER), companySize (enum CompanySize: SIZE_1_10, SIZE_11_50, SIZE_51_200, SIZE_201_500, SIZE_500_PLUS), website, phone, location, brandColor, logoIcon, tagline, foundedYear, facebookUrl, linkedinUrl, instagramUrl, status (enum EntityStatus: ACTIVE / SOFT_DELETED), createdAt, updatedAt.</w:t>
+        <w:t>Agency profile — name, logoUrl, description, category (AgencyCategory), companySize (CompanySize), website, phone, location, brandColor, logoIcon, tagline, foundedYear, facebookUrl, linkedinUrl, instagramUrl, plus id, ownerId, status (EntityStatus: ACTIVE / SOFT_DELETED), createdAt and updatedAt (full field list at 3.4.1). The Agency Member records of the caller are used for the access check.</w:t>
       </w:r>
     </w:p>
     <w:p>
@@ -182,7 +215,7 @@
         <w:t xml:space="preserve">Output: </w:t>
       </w:r>
       <w:r>
-        <w:t>200 { success: true, data: AgencyResponse }.</w:t>
+        <w:t>The profile of the Agency, restricted to branding and company information. No internal data such as Workspace or Member lists is returned.</w:t>
       </w:r>
     </w:p>
     <w:p>
@@ -195,10 +228,10 @@
         <w:rPr>
           <w:b/>
         </w:rPr>
-        <w:t xml:space="preserve">BR-1: </w:t>
+        <w:t xml:space="preserve">BR-01: </w:t>
       </w:r>
       <w:r>
-        <w:t>No dedicated /{agencyId}/profile route exists in code — GET /{agencyId} serves both List-detail and Profile views.</w:t>
+        <w:t>Only the Owner of the Agency, or a user holding an Agency Member record in it, may view the profile. Any other signed-in user is refused with `400 NOT_AGENCY_MEMBER`.</w:t>
       </w:r>
     </w:p>
     <w:p>
@@ -206,10 +239,54 @@
         <w:rPr>
           <w:b/>
         </w:rPr>
-        <w:t xml:space="preserve">BR-2: </w:t>
+        <w:t xml:space="preserve">BR-02: </w:t>
       </w:r>
       <w:r>
-        <w:t>Access is restricted to the Agency OWNER or an AgencyMember. Any other authenticated user gets 400 NOT_AGENCY_MEMBER; a missing/invalid token gets 401 UNAUTHORIZED from JwtAuthenticationFilter. There is no public route for a Client-facing preview.</w:t>
+        <w:t>The Owner always has access, even when no Agency Member record exists for them; the Owner check stands on its own.</w:t>
+      </w:r>
+    </w:p>
+    <w:p>
+      <w:r>
+        <w:rPr>
+          <w:b/>
+        </w:rPr>
+        <w:t xml:space="preserve">BR-03: </w:t>
+      </w:r>
+      <w:r>
+        <w:t>Every member role may view the profile — role does not narrow access.</w:t>
+      </w:r>
+    </w:p>
+    <w:p>
+      <w:r>
+        <w:rPr>
+          <w:b/>
+        </w:rPr>
+        <w:t xml:space="preserve">BR-04: </w:t>
+      </w:r>
+      <w:r>
+        <w:t>The profile is not public. A user must be signed in and belong to the Agency; an outside party cannot preview an Agency profile.</w:t>
+      </w:r>
+    </w:p>
+    <w:p>
+      <w:r>
+        <w:rPr>
+          <w:b/>
+        </w:rPr>
+        <w:t xml:space="preserve">BR-05: </w:t>
+      </w:r>
+      <w:r>
+        <w:t>This screen differs from the Agency Dashboard (3.4.2): the profile carries branding and company information, while the dashboard carries management figures.</w:t>
+      </w:r>
+    </w:p>
+    <w:p>
+      <w:r>
+        <w:rPr>
+          <w:b/>
+        </w:rPr>
+        <w:t xml:space="preserve">BR-06: </w:t>
+      </w:r>
+      <w:r>
+        <w:t>The profile response holds no internal detail beyond branding and company information.</w:t>
       </w:r>
     </w:p>
     <w:p>
@@ -219,11 +296,22 @@
     </w:p>
     <w:p>
       <w:r>
-        <w:t>Agency not found -&gt; 404 AGENCY_NOT_FOUND.</w:t>
-        <w:br/>
-        <w:t>Caller authenticated but neither OWNER nor MEMBER of the Agency -&gt; 400 NOT_AGENCY_MEMBER.</w:t>
-        <w:br/>
-        <w:t>Missing/invalid Bearer token -&gt; 401 UNAUTHORIZED.</w:t>
+        <w:t>No signed-in session, or an invalid one → `401 UNAUTHORIZED`, refused before the Agency logic runs.</w:t>
+      </w:r>
+    </w:p>
+    <w:p>
+      <w:r>
+        <w:t>Agency does not exist → `404 AGENCY_NOT_FOUND`.</w:t>
+      </w:r>
+    </w:p>
+    <w:p>
+      <w:r>
+        <w:t>Caller is neither the Owner nor a Member of the Agency → `400 NOT_AGENCY_MEMBER`.</w:t>
+      </w:r>
+    </w:p>
+    <w:p>
+      <w:r>
+        <w:t>Agency already soft-deleted → the record is still returned, so the Owner and Members can still view the profile. See 3.4.6 for the removal behaviour.</w:t>
       </w:r>
     </w:p>
     <w:p>
@@ -242,22 +330,32 @@
     </w:p>
     <w:p>
       <w:r>
-        <w:t>1. Owner or Member opens the Agency profile page.</w:t>
+        <w:t>1. The user opens the profile of an Agency.</w:t>
       </w:r>
     </w:p>
     <w:p>
       <w:r>
-        <w:t>2. FE calls GET /api/v1/agencies/{agencyId} with the Bearer token.</w:t>
+        <w:t>2. The client requests the Agency profile with the signed-in session.</w:t>
       </w:r>
     </w:p>
     <w:p>
       <w:r>
-        <w:t>3. BE returns the Agency's public/branding fields.</w:t>
+        <w:t>3. The system confirms the session, then loads the Agency by its identifier.</w:t>
       </w:r>
     </w:p>
     <w:p>
       <w:r>
-        <w:t>4. FE renders the profile, computing years-in-operation from foundedYear.</w:t>
+        <w:t>4. The system confirms that the caller is the Owner of the Agency or holds an Agency Member record in it.</w:t>
+      </w:r>
+    </w:p>
+    <w:p>
+      <w:r>
+        <w:t>5. The system returns the branding and company information of the Agency.</w:t>
+      </w:r>
+    </w:p>
+    <w:p>
+      <w:r>
+        <w:t>6. The client renders the profile, including the years in business counted from the founded year.</w:t>
       </w:r>
     </w:p>
     <w:p>
@@ -267,7 +365,22 @@
     </w:p>
     <w:p>
       <w:r>
-        <w:t>Agency does not exist -&gt; 404 AGENCY_NOT_FOUND.</w:t>
+        <w:t>No signed-in session, or an invalid one → `401 UNAUTHORIZED`.</w:t>
+      </w:r>
+    </w:p>
+    <w:p>
+      <w:r>
+        <w:t>Agency does not exist → `404 AGENCY_NOT_FOUND`.</w:t>
+      </w:r>
+    </w:p>
+    <w:p>
+      <w:r>
+        <w:t>Caller belongs to no part of the Agency → `400 NOT_AGENCY_MEMBER`, no profile data returned.</w:t>
+      </w:r>
+    </w:p>
+    <w:p>
+      <w:r>
+        <w:t>Agency already soft-deleted → the profile is still returned to the Owner and Members; removal does not revoke viewing at this point.</w:t>
       </w:r>
     </w:p>
     <w:p>
@@ -287,7 +400,18 @@
         <w:t xml:space="preserve">-  </w:t>
       </w:r>
       <w:r>
-        <w:t>Profile displays the Agency branding fields without exposing internal data (Workspace/Member lists are not part of this response). Only the Agency OWNER and its members can view it.</w:t>
+        <w:t>No Agency data is created, changed or removed.</w:t>
+      </w:r>
+    </w:p>
+    <w:p>
+      <w:pPr>
+        <w:ind w:left="360"/>
+      </w:pPr>
+      <w:r>
+        <w:t xml:space="preserve">-  </w:t>
+      </w:r>
+      <w:r>
+        <w:t>The profile shows correct company information and exposes no internal information.</w:t>
       </w:r>
     </w:p>
     <w:sectPr>

--- a/docs/feature/agency-workspace/3-4-4-view-agency-profile/spec.docx
+++ b/docs/feature/agency-workspace/3-4-4-view-agency-profile/spec.docx
@@ -120,9 +120,7 @@
       <w:pPr>
         <w:ind w:left="360"/>
       </w:pPr>
-      <w:r>
-        <w:t xml:space="preserve">-  </w:t>
-      </w:r>
+      <w:r/>
       <w:r>
         <w:t>Header with name, logo, tagline and brand colour.</w:t>
       </w:r>
@@ -131,9 +129,7 @@
       <w:pPr>
         <w:ind w:left="360"/>
       </w:pPr>
-      <w:r>
-        <w:t xml:space="preserve">-  </w:t>
-      </w:r>
+      <w:r/>
       <w:r>
         <w:t>Company information: description, category, company size, website, phone, location, founded year (rendered as years in business, counted from the current year).</w:t>
       </w:r>
@@ -142,9 +138,7 @@
       <w:pPr>
         <w:ind w:left="360"/>
       </w:pPr>
-      <w:r>
-        <w:t xml:space="preserve">-  </w:t>
-      </w:r>
+      <w:r/>
       <w:r>
         <w:t>Social links: Facebook, LinkedIn, Instagram.</w:t>
       </w:r>
@@ -153,9 +147,7 @@
       <w:pPr>
         <w:ind w:left="360"/>
       </w:pPr>
-      <w:r>
-        <w:t xml:space="preserve">-  </w:t>
-      </w:r>
+      <w:r/>
       <w:r>
         <w:t>No Workspace list and no Member list are shown here — this screen carries company information only.</w:t>
       </w:r>
@@ -396,9 +388,7 @@
       <w:pPr>
         <w:ind w:left="360"/>
       </w:pPr>
-      <w:r>
-        <w:t xml:space="preserve">-  </w:t>
-      </w:r>
+      <w:r/>
       <w:r>
         <w:t>No Agency data is created, changed or removed.</w:t>
       </w:r>
@@ -407,9 +397,7 @@
       <w:pPr>
         <w:ind w:left="360"/>
       </w:pPr>
-      <w:r>
-        <w:t xml:space="preserve">-  </w:t>
-      </w:r>
+      <w:r/>
       <w:r>
         <w:t>The profile shows correct company information and exposes no internal information.</w:t>
       </w:r>

--- a/docs/feature/agency-workspace/3-4-4-view-agency-profile/spec.docx
+++ b/docs/feature/agency-workspace/3-4-4-view-agency-profile/spec.docx
@@ -217,66 +217,30 @@
     </w:p>
     <w:p>
       <w:r>
-        <w:rPr>
-          <w:b/>
-        </w:rPr>
-        <w:t xml:space="preserve">BR-01: </w:t>
-      </w:r>
-      <w:r>
-        <w:t>Only the Owner of the Agency, or a user holding an Agency Member record in it, may view the profile. Any other signed-in user is refused with `400 NOT_AGENCY_MEMBER`.</w:t>
+        <w:t>BR-29 (analogous): Multi-tenancy — only the Owner of the Agency, or a user holding an Agency Member record in it, may view the profile, mirroring the workspace-scoped access rule (BR-29). Any other signed-in user is refused with 400 NOT_AGENCY_MEMBER.</w:t>
       </w:r>
     </w:p>
     <w:p>
-      <w:r>
-        <w:rPr>
-          <w:b/>
-        </w:rPr>
-        <w:t xml:space="preserve">BR-02: </w:t>
-      </w:r>
       <w:r>
         <w:t>The Owner always has access, even when no Agency Member record exists for them; the Owner check stands on its own.</w:t>
       </w:r>
     </w:p>
     <w:p>
       <w:r>
-        <w:rPr>
-          <w:b/>
-        </w:rPr>
-        <w:t xml:space="preserve">BR-03: </w:t>
-      </w:r>
-      <w:r>
         <w:t>Every member role may view the profile — role does not narrow access.</w:t>
       </w:r>
     </w:p>
     <w:p>
-      <w:r>
-        <w:rPr>
-          <w:b/>
-        </w:rPr>
-        <w:t xml:space="preserve">BR-04: </w:t>
-      </w:r>
       <w:r>
         <w:t>The profile is not public. A user must be signed in and belong to the Agency; an outside party cannot preview an Agency profile.</w:t>
       </w:r>
     </w:p>
     <w:p>
       <w:r>
-        <w:rPr>
-          <w:b/>
-        </w:rPr>
-        <w:t xml:space="preserve">BR-05: </w:t>
-      </w:r>
-      <w:r>
         <w:t>This screen differs from the Agency Dashboard (3.4.2): the profile carries branding and company information, while the dashboard carries management figures.</w:t>
       </w:r>
     </w:p>
     <w:p>
-      <w:r>
-        <w:rPr>
-          <w:b/>
-        </w:rPr>
-        <w:t xml:space="preserve">BR-06: </w:t>
-      </w:r>
       <w:r>
         <w:t>The profile response holds no internal detail beyond branding and company information.</w:t>
       </w:r>
@@ -288,17 +252,29 @@
     </w:p>
     <w:p>
       <w:r>
-        <w:t>No signed-in session, or an invalid one → `401 UNAUTHORIZED`, refused before the Agency logic runs.</w:t>
+        <w:t>No signed-in session, or an invalid one → 401 UNAUTHORIZED, refused before the Agency logic runs.</w:t>
       </w:r>
     </w:p>
     <w:p>
       <w:r>
-        <w:t>Agency does not exist → `404 AGENCY_NOT_FOUND`.</w:t>
+        <w:t xml:space="preserve">Agency does not exist → Display: </w:t>
+      </w:r>
+      <w:r>
+        <w:rPr>
+          <w:b/>
+        </w:rPr>
+        <w:t>MSG38</w:t>
       </w:r>
     </w:p>
     <w:p>
       <w:r>
-        <w:t>Caller is neither the Owner nor a Member of the Agency → `400 NOT_AGENCY_MEMBER`.</w:t>
+        <w:t xml:space="preserve">Caller is neither the Owner nor a Member of the Agency → Display: </w:t>
+      </w:r>
+      <w:r>
+        <w:rPr>
+          <w:b/>
+        </w:rPr>
+        <w:t>MSG39</w:t>
       </w:r>
     </w:p>
     <w:p>
@@ -357,22 +333,73 @@
     </w:p>
     <w:p>
       <w:r>
-        <w:t>No signed-in session, or an invalid one → `401 UNAUTHORIZED`.</w:t>
+        <w:t xml:space="preserve">2.a1: No signed-in session, or an invalid one → 401 UNAUTHORIZED, toast </w:t>
+      </w:r>
+      <w:r>
+        <w:rPr>
+          <w:b/>
+        </w:rPr>
+        <w:t>MSG22</w:t>
+      </w:r>
+      <w:r>
+        <w:t>.</w:t>
+      </w:r>
+      <w:r>
+        <w:br/>
+      </w:r>
+      <w:r>
+        <w:t>2.a2: The user signs in again and retries.</w:t>
       </w:r>
     </w:p>
     <w:p>
       <w:r>
-        <w:t>Agency does not exist → `404 AGENCY_NOT_FOUND`.</w:t>
+        <w:t xml:space="preserve">3.a1: Agency does not exist → 404 AGENCY_NOT_FOUND, toast </w:t>
+      </w:r>
+      <w:r>
+        <w:rPr>
+          <w:b/>
+        </w:rPr>
+        <w:t>MSG38</w:t>
+      </w:r>
+      <w:r>
+        <w:t>.</w:t>
+      </w:r>
+      <w:r>
+        <w:br/>
+      </w:r>
+      <w:r>
+        <w:t>3.a2: The user returns to the Agency list.</w:t>
       </w:r>
     </w:p>
     <w:p>
       <w:r>
-        <w:t>Caller belongs to no part of the Agency → `400 NOT_AGENCY_MEMBER`, no profile data returned.</w:t>
+        <w:t xml:space="preserve">4.a1: Caller belongs to no part of the Agency → 400 NOT_AGENCY_MEMBER, toast </w:t>
+      </w:r>
+      <w:r>
+        <w:rPr>
+          <w:b/>
+        </w:rPr>
+        <w:t>MSG39</w:t>
+      </w:r>
+      <w:r>
+        <w:t>; no profile data returned.</w:t>
+      </w:r>
+      <w:r>
+        <w:br/>
+      </w:r>
+      <w:r>
+        <w:t>4.a2: The user returns to the Agency list and opens an Agency they belong to.</w:t>
       </w:r>
     </w:p>
     <w:p>
       <w:r>
-        <w:t>Agency already soft-deleted → the profile is still returned to the Owner and Members; removal does not revoke viewing at this point.</w:t>
+        <w:t>4.b1: Agency already soft-deleted → the profile is still returned to the Owner and Members; no error, no toast.</w:t>
+      </w:r>
+      <w:r>
+        <w:br/>
+      </w:r>
+      <w:r>
+        <w:t>4.b2: Removal does not revoke viewing at this point; the user continues viewing normally.</w:t>
       </w:r>
     </w:p>
     <w:p>
